--- a/doc/ThuyetMinhDoAn2_KS_KTCDT_62_HT.docx
+++ b/doc/ThuyetMinhDoAn2_KS_KTCDT_62_HT.docx
@@ -889,7 +889,7 @@
       <w:bookmarkStart w:id="1" w:name="_Toc189992537"/>
       <w:bookmarkStart w:id="2" w:name="_Toc189992694"/>
       <w:bookmarkStart w:id="3" w:name="_Toc189997968"/>
-      <w:bookmarkStart w:id="4" w:name="_Toc229572606"/>
+      <w:bookmarkStart w:id="4" w:name="_Toc229815293"/>
       <w:r>
         <w:lastRenderedPageBreak/>
         <w:t>L</w:t>
@@ -1021,7 +1021,7 @@
       <w:pPr>
         <w:pStyle w:val="Title"/>
       </w:pPr>
-      <w:bookmarkStart w:id="5" w:name="_Toc229572607"/>
+      <w:bookmarkStart w:id="5" w:name="_Toc229815294"/>
       <w:r>
         <w:lastRenderedPageBreak/>
         <w:t>Mục lục</w:t>
@@ -1036,7 +1036,6 @@
           <w:docPartUnique/>
         </w:docPartObj>
       </w:sdtPr>
-      <w:sdtEndPr/>
       <w:sdtContent>
         <w:p>
           <w:pPr>
@@ -1064,7 +1063,7 @@
           <w:r>
             <w:fldChar w:fldCharType="separate"/>
           </w:r>
-          <w:hyperlink w:anchor="_Toc229572606" w:history="1">
+          <w:hyperlink w:anchor="_Toc229815293" w:history="1">
             <w:r>
               <w:rPr>
                 <w:rStyle w:val="Hyperlink"/>
@@ -1087,7 +1086,7 @@
               <w:rPr>
                 <w:webHidden/>
               </w:rPr>
-              <w:instrText xml:space="preserve"> PAGEREF _Toc229572606 \h </w:instrText>
+              <w:instrText xml:space="preserve"> PAGEREF _Toc229815293 \h </w:instrText>
             </w:r>
             <w:r>
               <w:rPr>
@@ -1122,7 +1121,7 @@
               <w:sz w:val="24"/>
             </w:rPr>
           </w:pPr>
-          <w:hyperlink w:anchor="_Toc229572607" w:history="1">
+          <w:hyperlink w:anchor="_Toc229815294" w:history="1">
             <w:r>
               <w:rPr>
                 <w:rStyle w:val="Hyperlink"/>
@@ -1145,7 +1144,7 @@
               <w:rPr>
                 <w:webHidden/>
               </w:rPr>
-              <w:instrText xml:space="preserve"> PAGEREF _Toc229572607 \h </w:instrText>
+              <w:instrText xml:space="preserve"> PAGEREF _Toc229815294 \h </w:instrText>
             </w:r>
             <w:r>
               <w:rPr>
@@ -1180,7 +1179,7 @@
               <w:sz w:val="24"/>
             </w:rPr>
           </w:pPr>
-          <w:hyperlink w:anchor="_Toc229572608" w:history="1">
+          <w:hyperlink w:anchor="_Toc229815295" w:history="1">
             <w:r>
               <w:rPr>
                 <w:rStyle w:val="Hyperlink"/>
@@ -1203,7 +1202,7 @@
               <w:rPr>
                 <w:webHidden/>
               </w:rPr>
-              <w:instrText xml:space="preserve"> PAGEREF _Toc229572608 \h </w:instrText>
+              <w:instrText xml:space="preserve"> PAGEREF _Toc229815295 \h </w:instrText>
             </w:r>
             <w:r>
               <w:rPr>
@@ -1238,7 +1237,7 @@
               <w:sz w:val="24"/>
             </w:rPr>
           </w:pPr>
-          <w:hyperlink w:anchor="_Toc229572609" w:history="1">
+          <w:hyperlink w:anchor="_Toc229815296" w:history="1">
             <w:r>
               <w:rPr>
                 <w:rStyle w:val="Hyperlink"/>
@@ -1261,7 +1260,7 @@
               <w:rPr>
                 <w:webHidden/>
               </w:rPr>
-              <w:instrText xml:space="preserve"> PAGEREF _Toc229572609 \h </w:instrText>
+              <w:instrText xml:space="preserve"> PAGEREF _Toc229815296 \h </w:instrText>
             </w:r>
             <w:r>
               <w:rPr>
@@ -1296,7 +1295,7 @@
               <w:sz w:val="24"/>
             </w:rPr>
           </w:pPr>
-          <w:hyperlink w:anchor="_Toc229572610" w:history="1">
+          <w:hyperlink w:anchor="_Toc229815297" w:history="1">
             <w:r>
               <w:rPr>
                 <w:rStyle w:val="Hyperlink"/>
@@ -1319,7 +1318,7 @@
               <w:rPr>
                 <w:webHidden/>
               </w:rPr>
-              <w:instrText xml:space="preserve"> PAGEREF _Toc229572610 \h </w:instrText>
+              <w:instrText xml:space="preserve"> PAGEREF _Toc229815297 \h </w:instrText>
             </w:r>
             <w:r>
               <w:rPr>
@@ -1354,7 +1353,7 @@
               <w:sz w:val="24"/>
             </w:rPr>
           </w:pPr>
-          <w:hyperlink w:anchor="_Toc229572611" w:history="1">
+          <w:hyperlink w:anchor="_Toc229815298" w:history="1">
             <w:r>
               <w:rPr>
                 <w:rStyle w:val="Hyperlink"/>
@@ -1377,7 +1376,7 @@
               <w:rPr>
                 <w:webHidden/>
               </w:rPr>
-              <w:instrText xml:space="preserve"> PAGEREF _Toc229572611 \h </w:instrText>
+              <w:instrText xml:space="preserve"> PAGEREF _Toc229815298 \h </w:instrText>
             </w:r>
             <w:r>
               <w:rPr>
@@ -1412,7 +1411,7 @@
               <w:sz w:val="24"/>
             </w:rPr>
           </w:pPr>
-          <w:hyperlink w:anchor="_Toc229572612" w:history="1">
+          <w:hyperlink w:anchor="_Toc229815299" w:history="1">
             <w:r>
               <w:rPr>
                 <w:rStyle w:val="Hyperlink"/>
@@ -1435,7 +1434,7 @@
               <w:rPr>
                 <w:webHidden/>
               </w:rPr>
-              <w:instrText xml:space="preserve"> PAGEREF _Toc229572612 \h </w:instrText>
+              <w:instrText xml:space="preserve"> PAGEREF _Toc229815299 \h </w:instrText>
             </w:r>
             <w:r>
               <w:rPr>
@@ -1470,7 +1469,7 @@
               <w:sz w:val="24"/>
             </w:rPr>
           </w:pPr>
-          <w:hyperlink w:anchor="_Toc229572613" w:history="1">
+          <w:hyperlink w:anchor="_Toc229815300" w:history="1">
             <w:r>
               <w:rPr>
                 <w:rStyle w:val="Hyperlink"/>
@@ -1500,7 +1499,7 @@
               <w:rPr>
                 <w:webHidden/>
               </w:rPr>
-              <w:instrText xml:space="preserve"> PAGEREF _Toc229572613 \h </w:instrText>
+              <w:instrText xml:space="preserve"> PAGEREF _Toc229815300 \h </w:instrText>
             </w:r>
             <w:r>
               <w:rPr>
@@ -1535,7 +1534,7 @@
               <w:sz w:val="24"/>
             </w:rPr>
           </w:pPr>
-          <w:hyperlink w:anchor="_Toc229572614" w:history="1">
+          <w:hyperlink w:anchor="_Toc229815301" w:history="1">
             <w:r>
               <w:rPr>
                 <w:rStyle w:val="Hyperlink"/>
@@ -1545,6 +1544,12 @@
             </w:r>
             <w:r>
               <w:rPr>
+                <w:rStyle w:val="Hyperlink"/>
+              </w:rPr>
+              <w:t xml:space="preserve"> PID</w:t>
+            </w:r>
+            <w:r>
+              <w:rPr>
                 <w:webHidden/>
               </w:rPr>
               <w:tab/>
@@ -1559,7 +1564,7 @@
               <w:rPr>
                 <w:webHidden/>
               </w:rPr>
-              <w:instrText xml:space="preserve"> PAGEREF _Toc229572614 \h </w:instrText>
+              <w:instrText xml:space="preserve"> PAGEREF _Toc229815301 \h </w:instrText>
             </w:r>
             <w:r>
               <w:rPr>
@@ -1594,12 +1599,13 @@
               <w:sz w:val="24"/>
             </w:rPr>
           </w:pPr>
-          <w:hyperlink w:anchor="_Toc229572615" w:history="1">
+          <w:hyperlink w:anchor="_Toc229815302" w:history="1">
             <w:r>
               <w:rPr>
                 <w:rStyle w:val="Hyperlink"/>
-              </w:rPr>
-              <w:t>1.1.1. Cấu trúc, nguyên lý hoạt động</w:t>
+                <w:lang w:val="vi-VN"/>
+              </w:rPr>
+              <w:t>1.1.1. Cấu trúc bộ điều khiển PI trong miền thời gian liên tục</w:t>
             </w:r>
             <w:r>
               <w:rPr>
@@ -1617,7 +1623,7 @@
               <w:rPr>
                 <w:webHidden/>
               </w:rPr>
-              <w:instrText xml:space="preserve"> PAGEREF _Toc229572615 \h </w:instrText>
+              <w:instrText xml:space="preserve"> PAGEREF _Toc229815302 \h </w:instrText>
             </w:r>
             <w:r>
               <w:rPr>
@@ -1635,6 +1641,65 @@
                 <w:webHidden/>
               </w:rPr>
               <w:t>2</w:t>
+            </w:r>
+            <w:r>
+              <w:rPr>
+                <w:webHidden/>
+              </w:rPr>
+              <w:fldChar w:fldCharType="end"/>
+            </w:r>
+          </w:hyperlink>
+        </w:p>
+        <w:p>
+          <w:pPr>
+            <w:pStyle w:val="TOC3"/>
+            <w:rPr>
+              <w:rFonts w:asciiTheme="minorHAnsi" w:eastAsiaTheme="minorEastAsia" w:hAnsiTheme="minorHAnsi"/>
+              <w:sz w:val="24"/>
+            </w:rPr>
+          </w:pPr>
+          <w:hyperlink w:anchor="_Toc229815303" w:history="1">
+            <w:r>
+              <w:rPr>
+                <w:rStyle w:val="Hyperlink"/>
+                <w:lang w:val="vi-VN"/>
+              </w:rPr>
+              <w:t>1.1.2. Bộ điều khiển PID trong miền thời gian rời rạc</w:t>
+            </w:r>
+            <w:r>
+              <w:rPr>
+                <w:webHidden/>
+              </w:rPr>
+              <w:tab/>
+            </w:r>
+            <w:r>
+              <w:rPr>
+                <w:webHidden/>
+              </w:rPr>
+              <w:fldChar w:fldCharType="begin"/>
+            </w:r>
+            <w:r>
+              <w:rPr>
+                <w:webHidden/>
+              </w:rPr>
+              <w:instrText xml:space="preserve"> PAGEREF _Toc229815303 \h </w:instrText>
+            </w:r>
+            <w:r>
+              <w:rPr>
+                <w:webHidden/>
+              </w:rPr>
+            </w:r>
+            <w:r>
+              <w:rPr>
+                <w:webHidden/>
+              </w:rPr>
+              <w:fldChar w:fldCharType="separate"/>
+            </w:r>
+            <w:r>
+              <w:rPr>
+                <w:webHidden/>
+              </w:rPr>
+              <w:t>3</w:t>
             </w:r>
             <w:r>
               <w:rPr>
@@ -1652,7 +1717,7 @@
               <w:sz w:val="24"/>
             </w:rPr>
           </w:pPr>
-          <w:hyperlink w:anchor="_Toc229572616" w:history="1">
+          <w:hyperlink w:anchor="_Toc229815304" w:history="1">
             <w:r>
               <w:rPr>
                 <w:rStyle w:val="Hyperlink"/>
@@ -1675,7 +1740,7 @@
               <w:rPr>
                 <w:webHidden/>
               </w:rPr>
-              <w:instrText xml:space="preserve"> PAGEREF _Toc229572616 \h </w:instrText>
+              <w:instrText xml:space="preserve"> PAGEREF _Toc229815304 \h </w:instrText>
             </w:r>
             <w:r>
               <w:rPr>
@@ -1692,7 +1757,7 @@
               <w:rPr>
                 <w:webHidden/>
               </w:rPr>
-              <w:t>2</w:t>
+              <w:t>3</w:t>
             </w:r>
             <w:r>
               <w:rPr>
@@ -1710,7 +1775,7 @@
               <w:sz w:val="24"/>
             </w:rPr>
           </w:pPr>
-          <w:hyperlink w:anchor="_Toc229572617" w:history="1">
+          <w:hyperlink w:anchor="_Toc229815305" w:history="1">
             <w:r>
               <w:rPr>
                 <w:rStyle w:val="Hyperlink"/>
@@ -1740,7 +1805,7 @@
               <w:rPr>
                 <w:webHidden/>
               </w:rPr>
-              <w:instrText xml:space="preserve"> PAGEREF _Toc229572617 \h </w:instrText>
+              <w:instrText xml:space="preserve"> PAGEREF _Toc229815305 \h </w:instrText>
             </w:r>
             <w:r>
               <w:rPr>
@@ -1757,7 +1822,7 @@
               <w:rPr>
                 <w:webHidden/>
               </w:rPr>
-              <w:t>2</w:t>
+              <w:t>3</w:t>
             </w:r>
             <w:r>
               <w:rPr>
@@ -1775,7 +1840,7 @@
               <w:sz w:val="24"/>
             </w:rPr>
           </w:pPr>
-          <w:hyperlink w:anchor="_Toc229572618" w:history="1">
+          <w:hyperlink w:anchor="_Toc229815306" w:history="1">
             <w:r>
               <w:rPr>
                 <w:rStyle w:val="Hyperlink"/>
@@ -1794,7 +1859,7 @@
                 <w:rStyle w:val="Hyperlink"/>
                 <w:lang w:val="vi-VN"/>
               </w:rPr>
-              <w:t xml:space="preserve"> điều khiển trong miền liên tục</w:t>
+              <w:t xml:space="preserve"> điều khiển PI Clamping trong miền rời rạc</w:t>
             </w:r>
             <w:r>
               <w:rPr>
@@ -1812,7 +1877,7 @@
               <w:rPr>
                 <w:webHidden/>
               </w:rPr>
-              <w:instrText xml:space="preserve"> PAGEREF _Toc229572618 \h </w:instrText>
+              <w:instrText xml:space="preserve"> PAGEREF _Toc229815306 \h </w:instrText>
             </w:r>
             <w:r>
               <w:rPr>
@@ -1829,7 +1894,7 @@
               <w:rPr>
                 <w:webHidden/>
               </w:rPr>
-              <w:t>2</w:t>
+              <w:t>3</w:t>
             </w:r>
             <w:r>
               <w:rPr>
@@ -1847,7 +1912,7 @@
               <w:sz w:val="24"/>
             </w:rPr>
           </w:pPr>
-          <w:hyperlink w:anchor="_Toc229572619" w:history="1">
+          <w:hyperlink w:anchor="_Toc229815307" w:history="1">
             <w:r>
               <w:rPr>
                 <w:rStyle w:val="Hyperlink"/>
@@ -1871,7 +1936,7 @@
               <w:rPr>
                 <w:webHidden/>
               </w:rPr>
-              <w:instrText xml:space="preserve"> PAGEREF _Toc229572619 \h </w:instrText>
+              <w:instrText xml:space="preserve"> PAGEREF _Toc229815307 \h </w:instrText>
             </w:r>
             <w:r>
               <w:rPr>
@@ -1888,7 +1953,7 @@
               <w:rPr>
                 <w:webHidden/>
               </w:rPr>
-              <w:t>2</w:t>
+              <w:t>3</w:t>
             </w:r>
             <w:r>
               <w:rPr>
@@ -1906,13 +1971,13 @@
               <w:sz w:val="24"/>
             </w:rPr>
           </w:pPr>
-          <w:hyperlink w:anchor="_Toc229572620" w:history="1">
+          <w:hyperlink w:anchor="_Toc229815308" w:history="1">
             <w:r>
               <w:rPr>
                 <w:rStyle w:val="Hyperlink"/>
                 <w:lang w:val="vi-VN"/>
               </w:rPr>
-              <w:t>2.1.2. Matlab</w:t>
+              <w:t>2.1.2. Phương trình vi phân tuyến tính</w:t>
             </w:r>
             <w:r>
               <w:rPr>
@@ -1930,7 +1995,7 @@
               <w:rPr>
                 <w:webHidden/>
               </w:rPr>
-              <w:instrText xml:space="preserve"> PAGEREF _Toc229572620 \h </w:instrText>
+              <w:instrText xml:space="preserve"> PAGEREF _Toc229815308 \h </w:instrText>
             </w:r>
             <w:r>
               <w:rPr>
@@ -1947,7 +2012,66 @@
               <w:rPr>
                 <w:webHidden/>
               </w:rPr>
-              <w:t>2</w:t>
+              <w:t>3</w:t>
+            </w:r>
+            <w:r>
+              <w:rPr>
+                <w:webHidden/>
+              </w:rPr>
+              <w:fldChar w:fldCharType="end"/>
+            </w:r>
+          </w:hyperlink>
+        </w:p>
+        <w:p>
+          <w:pPr>
+            <w:pStyle w:val="TOC3"/>
+            <w:rPr>
+              <w:rFonts w:asciiTheme="minorHAnsi" w:eastAsiaTheme="minorEastAsia" w:hAnsiTheme="minorHAnsi"/>
+              <w:sz w:val="24"/>
+            </w:rPr>
+          </w:pPr>
+          <w:hyperlink w:anchor="_Toc229815309" w:history="1">
+            <w:r>
+              <w:rPr>
+                <w:rStyle w:val="Hyperlink"/>
+                <w:lang w:val="vi-VN"/>
+              </w:rPr>
+              <w:t>2.1.3. Khảo sát trên Matlab</w:t>
+            </w:r>
+            <w:r>
+              <w:rPr>
+                <w:webHidden/>
+              </w:rPr>
+              <w:tab/>
+            </w:r>
+            <w:r>
+              <w:rPr>
+                <w:webHidden/>
+              </w:rPr>
+              <w:fldChar w:fldCharType="begin"/>
+            </w:r>
+            <w:r>
+              <w:rPr>
+                <w:webHidden/>
+              </w:rPr>
+              <w:instrText xml:space="preserve"> PAGEREF _Toc229815309 \h </w:instrText>
+            </w:r>
+            <w:r>
+              <w:rPr>
+                <w:webHidden/>
+              </w:rPr>
+            </w:r>
+            <w:r>
+              <w:rPr>
+                <w:webHidden/>
+              </w:rPr>
+              <w:fldChar w:fldCharType="separate"/>
+            </w:r>
+            <w:r>
+              <w:rPr>
+                <w:webHidden/>
+              </w:rPr>
+              <w:t>3</w:t>
             </w:r>
             <w:r>
               <w:rPr>
@@ -1965,13 +2089,13 @@
               <w:sz w:val="24"/>
             </w:rPr>
           </w:pPr>
-          <w:hyperlink w:anchor="_Toc229572621" w:history="1">
+          <w:hyperlink w:anchor="_Toc229815310" w:history="1">
             <w:r>
               <w:rPr>
                 <w:rStyle w:val="Hyperlink"/>
                 <w:lang w:val="vi-VN"/>
               </w:rPr>
-              <w:t>2.2. Bộ điều khiển trong miền rời rạc</w:t>
+              <w:t>2.2. Bộ điều khiển PI 2 Poles 2 Zero trong miền rời rạc</w:t>
             </w:r>
             <w:r>
               <w:rPr>
@@ -1989,7 +2113,7 @@
               <w:rPr>
                 <w:webHidden/>
               </w:rPr>
-              <w:instrText xml:space="preserve"> PAGEREF _Toc229572621 \h </w:instrText>
+              <w:instrText xml:space="preserve"> PAGEREF _Toc229815310 \h </w:instrText>
             </w:r>
             <w:r>
               <w:rPr>
@@ -2006,7 +2130,7 @@
               <w:rPr>
                 <w:webHidden/>
               </w:rPr>
-              <w:t>2</w:t>
+              <w:t>3</w:t>
             </w:r>
             <w:r>
               <w:rPr>
@@ -2024,13 +2148,13 @@
               <w:sz w:val="24"/>
             </w:rPr>
           </w:pPr>
-          <w:hyperlink w:anchor="_Toc229572622" w:history="1">
+          <w:hyperlink w:anchor="_Toc229815311" w:history="1">
             <w:r>
               <w:rPr>
                 <w:rStyle w:val="Hyperlink"/>
                 <w:lang w:val="vi-VN"/>
               </w:rPr>
-              <w:t>2.2.1. Biểu thức</w:t>
+              <w:t>2.2.1. Biểu thức hàm truyền</w:t>
             </w:r>
             <w:r>
               <w:rPr>
@@ -2048,7 +2172,7 @@
               <w:rPr>
                 <w:webHidden/>
               </w:rPr>
-              <w:instrText xml:space="preserve"> PAGEREF _Toc229572622 \h </w:instrText>
+              <w:instrText xml:space="preserve"> PAGEREF _Toc229815311 \h </w:instrText>
             </w:r>
             <w:r>
               <w:rPr>
@@ -2065,7 +2189,7 @@
               <w:rPr>
                 <w:webHidden/>
               </w:rPr>
-              <w:t>2</w:t>
+              <w:t>4</w:t>
             </w:r>
             <w:r>
               <w:rPr>
@@ -2083,13 +2207,13 @@
               <w:sz w:val="24"/>
             </w:rPr>
           </w:pPr>
-          <w:hyperlink w:anchor="_Toc229572623" w:history="1">
+          <w:hyperlink w:anchor="_Toc229815312" w:history="1">
             <w:r>
               <w:rPr>
                 <w:rStyle w:val="Hyperlink"/>
                 <w:lang w:val="vi-VN"/>
               </w:rPr>
-              <w:t>2.2.2. Matlab</w:t>
+              <w:t>2.2.2. Phương trình vi phân tuyến tính</w:t>
             </w:r>
             <w:r>
               <w:rPr>
@@ -2107,7 +2231,7 @@
               <w:rPr>
                 <w:webHidden/>
               </w:rPr>
-              <w:instrText xml:space="preserve"> PAGEREF _Toc229572623 \h </w:instrText>
+              <w:instrText xml:space="preserve"> PAGEREF _Toc229815312 \h </w:instrText>
             </w:r>
             <w:r>
               <w:rPr>
@@ -2124,7 +2248,66 @@
               <w:rPr>
                 <w:webHidden/>
               </w:rPr>
-              <w:t>2</w:t>
+              <w:t>4</w:t>
+            </w:r>
+            <w:r>
+              <w:rPr>
+                <w:webHidden/>
+              </w:rPr>
+              <w:fldChar w:fldCharType="end"/>
+            </w:r>
+          </w:hyperlink>
+        </w:p>
+        <w:p>
+          <w:pPr>
+            <w:pStyle w:val="TOC3"/>
+            <w:rPr>
+              <w:rFonts w:asciiTheme="minorHAnsi" w:eastAsiaTheme="minorEastAsia" w:hAnsiTheme="minorHAnsi"/>
+              <w:sz w:val="24"/>
+            </w:rPr>
+          </w:pPr>
+          <w:hyperlink w:anchor="_Toc229815313" w:history="1">
+            <w:r>
+              <w:rPr>
+                <w:rStyle w:val="Hyperlink"/>
+                <w:lang w:val="vi-VN"/>
+              </w:rPr>
+              <w:t>2.2.3. Khảo sát trên Matlab</w:t>
+            </w:r>
+            <w:r>
+              <w:rPr>
+                <w:webHidden/>
+              </w:rPr>
+              <w:tab/>
+            </w:r>
+            <w:r>
+              <w:rPr>
+                <w:webHidden/>
+              </w:rPr>
+              <w:fldChar w:fldCharType="begin"/>
+            </w:r>
+            <w:r>
+              <w:rPr>
+                <w:webHidden/>
+              </w:rPr>
+              <w:instrText xml:space="preserve"> PAGEREF _Toc229815313 \h </w:instrText>
+            </w:r>
+            <w:r>
+              <w:rPr>
+                <w:webHidden/>
+              </w:rPr>
+            </w:r>
+            <w:r>
+              <w:rPr>
+                <w:webHidden/>
+              </w:rPr>
+              <w:fldChar w:fldCharType="separate"/>
+            </w:r>
+            <w:r>
+              <w:rPr>
+                <w:webHidden/>
+              </w:rPr>
+              <w:t>4</w:t>
             </w:r>
             <w:r>
               <w:rPr>
@@ -2142,13 +2325,13 @@
               <w:sz w:val="24"/>
             </w:rPr>
           </w:pPr>
-          <w:hyperlink w:anchor="_Toc229572624" w:history="1">
+          <w:hyperlink w:anchor="_Toc229815314" w:history="1">
             <w:r>
               <w:rPr>
                 <w:rStyle w:val="Hyperlink"/>
                 <w:lang w:val="vi-VN"/>
               </w:rPr>
-              <w:t>2.3. Kiểm tra</w:t>
+              <w:t>2.3. Bộ điều khiển PI Incremental trong miền rời rạc</w:t>
             </w:r>
             <w:r>
               <w:rPr>
@@ -2166,7 +2349,7 @@
               <w:rPr>
                 <w:webHidden/>
               </w:rPr>
-              <w:instrText xml:space="preserve"> PAGEREF _Toc229572624 \h </w:instrText>
+              <w:instrText xml:space="preserve"> PAGEREF _Toc229815314 \h </w:instrText>
             </w:r>
             <w:r>
               <w:rPr>
@@ -2183,7 +2366,243 @@
               <w:rPr>
                 <w:webHidden/>
               </w:rPr>
-              <w:t>2</w:t>
+              <w:t>4</w:t>
+            </w:r>
+            <w:r>
+              <w:rPr>
+                <w:webHidden/>
+              </w:rPr>
+              <w:fldChar w:fldCharType="end"/>
+            </w:r>
+          </w:hyperlink>
+        </w:p>
+        <w:p>
+          <w:pPr>
+            <w:pStyle w:val="TOC3"/>
+            <w:rPr>
+              <w:rFonts w:asciiTheme="minorHAnsi" w:eastAsiaTheme="minorEastAsia" w:hAnsiTheme="minorHAnsi"/>
+              <w:sz w:val="24"/>
+            </w:rPr>
+          </w:pPr>
+          <w:hyperlink w:anchor="_Toc229815315" w:history="1">
+            <w:r>
+              <w:rPr>
+                <w:rStyle w:val="Hyperlink"/>
+                <w:lang w:val="vi-VN"/>
+              </w:rPr>
+              <w:t>2.3.1. Biểu thức hàm truyền</w:t>
+            </w:r>
+            <w:r>
+              <w:rPr>
+                <w:webHidden/>
+              </w:rPr>
+              <w:tab/>
+            </w:r>
+            <w:r>
+              <w:rPr>
+                <w:webHidden/>
+              </w:rPr>
+              <w:fldChar w:fldCharType="begin"/>
+            </w:r>
+            <w:r>
+              <w:rPr>
+                <w:webHidden/>
+              </w:rPr>
+              <w:instrText xml:space="preserve"> PAGEREF _Toc229815315 \h </w:instrText>
+            </w:r>
+            <w:r>
+              <w:rPr>
+                <w:webHidden/>
+              </w:rPr>
+            </w:r>
+            <w:r>
+              <w:rPr>
+                <w:webHidden/>
+              </w:rPr>
+              <w:fldChar w:fldCharType="separate"/>
+            </w:r>
+            <w:r>
+              <w:rPr>
+                <w:webHidden/>
+              </w:rPr>
+              <w:t>4</w:t>
+            </w:r>
+            <w:r>
+              <w:rPr>
+                <w:webHidden/>
+              </w:rPr>
+              <w:fldChar w:fldCharType="end"/>
+            </w:r>
+          </w:hyperlink>
+        </w:p>
+        <w:p>
+          <w:pPr>
+            <w:pStyle w:val="TOC3"/>
+            <w:rPr>
+              <w:rFonts w:asciiTheme="minorHAnsi" w:eastAsiaTheme="minorEastAsia" w:hAnsiTheme="minorHAnsi"/>
+              <w:sz w:val="24"/>
+            </w:rPr>
+          </w:pPr>
+          <w:hyperlink w:anchor="_Toc229815316" w:history="1">
+            <w:r>
+              <w:rPr>
+                <w:rStyle w:val="Hyperlink"/>
+                <w:lang w:val="vi-VN"/>
+              </w:rPr>
+              <w:t>2.3.2. Phương trình vi phân tuyến tính</w:t>
+            </w:r>
+            <w:r>
+              <w:rPr>
+                <w:webHidden/>
+              </w:rPr>
+              <w:tab/>
+            </w:r>
+            <w:r>
+              <w:rPr>
+                <w:webHidden/>
+              </w:rPr>
+              <w:fldChar w:fldCharType="begin"/>
+            </w:r>
+            <w:r>
+              <w:rPr>
+                <w:webHidden/>
+              </w:rPr>
+              <w:instrText xml:space="preserve"> PAGEREF _Toc229815316 \h </w:instrText>
+            </w:r>
+            <w:r>
+              <w:rPr>
+                <w:webHidden/>
+              </w:rPr>
+            </w:r>
+            <w:r>
+              <w:rPr>
+                <w:webHidden/>
+              </w:rPr>
+              <w:fldChar w:fldCharType="separate"/>
+            </w:r>
+            <w:r>
+              <w:rPr>
+                <w:webHidden/>
+              </w:rPr>
+              <w:t>4</w:t>
+            </w:r>
+            <w:r>
+              <w:rPr>
+                <w:webHidden/>
+              </w:rPr>
+              <w:fldChar w:fldCharType="end"/>
+            </w:r>
+          </w:hyperlink>
+        </w:p>
+        <w:p>
+          <w:pPr>
+            <w:pStyle w:val="TOC3"/>
+            <w:rPr>
+              <w:rFonts w:asciiTheme="minorHAnsi" w:eastAsiaTheme="minorEastAsia" w:hAnsiTheme="minorHAnsi"/>
+              <w:sz w:val="24"/>
+            </w:rPr>
+          </w:pPr>
+          <w:hyperlink w:anchor="_Toc229815317" w:history="1">
+            <w:r>
+              <w:rPr>
+                <w:rStyle w:val="Hyperlink"/>
+                <w:lang w:val="vi-VN"/>
+              </w:rPr>
+              <w:t>2.3.3. Khảo sát trên Matlab</w:t>
+            </w:r>
+            <w:r>
+              <w:rPr>
+                <w:webHidden/>
+              </w:rPr>
+              <w:tab/>
+            </w:r>
+            <w:r>
+              <w:rPr>
+                <w:webHidden/>
+              </w:rPr>
+              <w:fldChar w:fldCharType="begin"/>
+            </w:r>
+            <w:r>
+              <w:rPr>
+                <w:webHidden/>
+              </w:rPr>
+              <w:instrText xml:space="preserve"> PAGEREF _Toc229815317 \h </w:instrText>
+            </w:r>
+            <w:r>
+              <w:rPr>
+                <w:webHidden/>
+              </w:rPr>
+            </w:r>
+            <w:r>
+              <w:rPr>
+                <w:webHidden/>
+              </w:rPr>
+              <w:fldChar w:fldCharType="separate"/>
+            </w:r>
+            <w:r>
+              <w:rPr>
+                <w:webHidden/>
+              </w:rPr>
+              <w:t>4</w:t>
+            </w:r>
+            <w:r>
+              <w:rPr>
+                <w:webHidden/>
+              </w:rPr>
+              <w:fldChar w:fldCharType="end"/>
+            </w:r>
+          </w:hyperlink>
+        </w:p>
+        <w:p>
+          <w:pPr>
+            <w:pStyle w:val="TOC2"/>
+            <w:rPr>
+              <w:rFonts w:asciiTheme="minorHAnsi" w:eastAsiaTheme="minorEastAsia" w:hAnsiTheme="minorHAnsi"/>
+              <w:sz w:val="24"/>
+            </w:rPr>
+          </w:pPr>
+          <w:hyperlink w:anchor="_Toc229815318" w:history="1">
+            <w:r>
+              <w:rPr>
+                <w:rStyle w:val="Hyperlink"/>
+                <w:lang w:val="vi-VN"/>
+              </w:rPr>
+              <w:t>2.4. Kết luận</w:t>
+            </w:r>
+            <w:r>
+              <w:rPr>
+                <w:webHidden/>
+              </w:rPr>
+              <w:tab/>
+            </w:r>
+            <w:r>
+              <w:rPr>
+                <w:webHidden/>
+              </w:rPr>
+              <w:fldChar w:fldCharType="begin"/>
+            </w:r>
+            <w:r>
+              <w:rPr>
+                <w:webHidden/>
+              </w:rPr>
+              <w:instrText xml:space="preserve"> PAGEREF _Toc229815318 \h </w:instrText>
+            </w:r>
+            <w:r>
+              <w:rPr>
+                <w:webHidden/>
+              </w:rPr>
+            </w:r>
+            <w:r>
+              <w:rPr>
+                <w:webHidden/>
+              </w:rPr>
+              <w:fldChar w:fldCharType="separate"/>
+            </w:r>
+            <w:r>
+              <w:rPr>
+                <w:webHidden/>
+              </w:rPr>
+              <w:t>4</w:t>
             </w:r>
             <w:r>
               <w:rPr>
@@ -2201,7 +2620,7 @@
               <w:sz w:val="24"/>
             </w:rPr>
           </w:pPr>
-          <w:hyperlink w:anchor="_Toc229572625" w:history="1">
+          <w:hyperlink w:anchor="_Toc229815319" w:history="1">
             <w:r>
               <w:rPr>
                 <w:rStyle w:val="Hyperlink"/>
@@ -2225,7 +2644,7 @@
               <w:rPr>
                 <w:webHidden/>
               </w:rPr>
-              <w:instrText xml:space="preserve"> PAGEREF _Toc229572625 \h </w:instrText>
+              <w:instrText xml:space="preserve"> PAGEREF _Toc229815319 \h </w:instrText>
             </w:r>
             <w:r>
               <w:rPr>
@@ -2242,7 +2661,538 @@
               <w:rPr>
                 <w:webHidden/>
               </w:rPr>
-              <w:t>3</w:t>
+              <w:t>4</w:t>
+            </w:r>
+            <w:r>
+              <w:rPr>
+                <w:webHidden/>
+              </w:rPr>
+              <w:fldChar w:fldCharType="end"/>
+            </w:r>
+          </w:hyperlink>
+        </w:p>
+        <w:p>
+          <w:pPr>
+            <w:pStyle w:val="TOC2"/>
+            <w:rPr>
+              <w:rFonts w:asciiTheme="minorHAnsi" w:eastAsiaTheme="minorEastAsia" w:hAnsiTheme="minorHAnsi"/>
+              <w:sz w:val="24"/>
+            </w:rPr>
+          </w:pPr>
+          <w:hyperlink w:anchor="_Toc229815320" w:history="1">
+            <w:r>
+              <w:rPr>
+                <w:rStyle w:val="Hyperlink"/>
+                <w:lang w:val="vi-VN"/>
+              </w:rPr>
+              <w:t>3.1. Bộ điều khiển PI Clamping trong miền rời rạc</w:t>
+            </w:r>
+            <w:r>
+              <w:rPr>
+                <w:webHidden/>
+              </w:rPr>
+              <w:tab/>
+            </w:r>
+            <w:r>
+              <w:rPr>
+                <w:webHidden/>
+              </w:rPr>
+              <w:fldChar w:fldCharType="begin"/>
+            </w:r>
+            <w:r>
+              <w:rPr>
+                <w:webHidden/>
+              </w:rPr>
+              <w:instrText xml:space="preserve"> PAGEREF _Toc229815320 \h </w:instrText>
+            </w:r>
+            <w:r>
+              <w:rPr>
+                <w:webHidden/>
+              </w:rPr>
+            </w:r>
+            <w:r>
+              <w:rPr>
+                <w:webHidden/>
+              </w:rPr>
+              <w:fldChar w:fldCharType="separate"/>
+            </w:r>
+            <w:r>
+              <w:rPr>
+                <w:webHidden/>
+              </w:rPr>
+              <w:t>4</w:t>
+            </w:r>
+            <w:r>
+              <w:rPr>
+                <w:webHidden/>
+              </w:rPr>
+              <w:fldChar w:fldCharType="end"/>
+            </w:r>
+          </w:hyperlink>
+        </w:p>
+        <w:p>
+          <w:pPr>
+            <w:pStyle w:val="TOC3"/>
+            <w:rPr>
+              <w:rFonts w:asciiTheme="minorHAnsi" w:eastAsiaTheme="minorEastAsia" w:hAnsiTheme="minorHAnsi"/>
+              <w:sz w:val="24"/>
+            </w:rPr>
+          </w:pPr>
+          <w:hyperlink w:anchor="_Toc229815321" w:history="1">
+            <w:r>
+              <w:rPr>
+                <w:rStyle w:val="Hyperlink"/>
+                <w:lang w:val="vi-VN"/>
+              </w:rPr>
+              <w:t>3.1.1. Thuật toán PI Clamping</w:t>
+            </w:r>
+            <w:r>
+              <w:rPr>
+                <w:webHidden/>
+              </w:rPr>
+              <w:tab/>
+            </w:r>
+            <w:r>
+              <w:rPr>
+                <w:webHidden/>
+              </w:rPr>
+              <w:fldChar w:fldCharType="begin"/>
+            </w:r>
+            <w:r>
+              <w:rPr>
+                <w:webHidden/>
+              </w:rPr>
+              <w:instrText xml:space="preserve"> PAGEREF _Toc229815321 \h </w:instrText>
+            </w:r>
+            <w:r>
+              <w:rPr>
+                <w:webHidden/>
+              </w:rPr>
+            </w:r>
+            <w:r>
+              <w:rPr>
+                <w:webHidden/>
+              </w:rPr>
+              <w:fldChar w:fldCharType="separate"/>
+            </w:r>
+            <w:r>
+              <w:rPr>
+                <w:webHidden/>
+              </w:rPr>
+              <w:t>4</w:t>
+            </w:r>
+            <w:r>
+              <w:rPr>
+                <w:webHidden/>
+              </w:rPr>
+              <w:fldChar w:fldCharType="end"/>
+            </w:r>
+          </w:hyperlink>
+        </w:p>
+        <w:p>
+          <w:pPr>
+            <w:pStyle w:val="TOC3"/>
+            <w:rPr>
+              <w:rFonts w:asciiTheme="minorHAnsi" w:eastAsiaTheme="minorEastAsia" w:hAnsiTheme="minorHAnsi"/>
+              <w:sz w:val="24"/>
+            </w:rPr>
+          </w:pPr>
+          <w:hyperlink w:anchor="_Toc229815322" w:history="1">
+            <w:r>
+              <w:rPr>
+                <w:rStyle w:val="Hyperlink"/>
+                <w:lang w:val="vi-VN"/>
+              </w:rPr>
+              <w:t>3.1.2. Khảo sát thuật toán PI Clamping trên Matlab</w:t>
+            </w:r>
+            <w:r>
+              <w:rPr>
+                <w:webHidden/>
+              </w:rPr>
+              <w:tab/>
+            </w:r>
+            <w:r>
+              <w:rPr>
+                <w:webHidden/>
+              </w:rPr>
+              <w:fldChar w:fldCharType="begin"/>
+            </w:r>
+            <w:r>
+              <w:rPr>
+                <w:webHidden/>
+              </w:rPr>
+              <w:instrText xml:space="preserve"> PAGEREF _Toc229815322 \h </w:instrText>
+            </w:r>
+            <w:r>
+              <w:rPr>
+                <w:webHidden/>
+              </w:rPr>
+            </w:r>
+            <w:r>
+              <w:rPr>
+                <w:webHidden/>
+              </w:rPr>
+              <w:fldChar w:fldCharType="separate"/>
+            </w:r>
+            <w:r>
+              <w:rPr>
+                <w:webHidden/>
+              </w:rPr>
+              <w:t>4</w:t>
+            </w:r>
+            <w:r>
+              <w:rPr>
+                <w:webHidden/>
+              </w:rPr>
+              <w:fldChar w:fldCharType="end"/>
+            </w:r>
+          </w:hyperlink>
+        </w:p>
+        <w:p>
+          <w:pPr>
+            <w:pStyle w:val="TOC2"/>
+            <w:rPr>
+              <w:rFonts w:asciiTheme="minorHAnsi" w:eastAsiaTheme="minorEastAsia" w:hAnsiTheme="minorHAnsi"/>
+              <w:sz w:val="24"/>
+            </w:rPr>
+          </w:pPr>
+          <w:hyperlink w:anchor="_Toc229815323" w:history="1">
+            <w:r>
+              <w:rPr>
+                <w:rStyle w:val="Hyperlink"/>
+                <w:lang w:val="vi-VN"/>
+              </w:rPr>
+              <w:t>3.2. Bộ điều khiển PI 2 Pole 2 Zero trong miền rời rạc</w:t>
+            </w:r>
+            <w:r>
+              <w:rPr>
+                <w:webHidden/>
+              </w:rPr>
+              <w:tab/>
+            </w:r>
+            <w:r>
+              <w:rPr>
+                <w:webHidden/>
+              </w:rPr>
+              <w:fldChar w:fldCharType="begin"/>
+            </w:r>
+            <w:r>
+              <w:rPr>
+                <w:webHidden/>
+              </w:rPr>
+              <w:instrText xml:space="preserve"> PAGEREF _Toc229815323 \h </w:instrText>
+            </w:r>
+            <w:r>
+              <w:rPr>
+                <w:webHidden/>
+              </w:rPr>
+            </w:r>
+            <w:r>
+              <w:rPr>
+                <w:webHidden/>
+              </w:rPr>
+              <w:fldChar w:fldCharType="separate"/>
+            </w:r>
+            <w:r>
+              <w:rPr>
+                <w:webHidden/>
+              </w:rPr>
+              <w:t>4</w:t>
+            </w:r>
+            <w:r>
+              <w:rPr>
+                <w:webHidden/>
+              </w:rPr>
+              <w:fldChar w:fldCharType="end"/>
+            </w:r>
+          </w:hyperlink>
+        </w:p>
+        <w:p>
+          <w:pPr>
+            <w:pStyle w:val="TOC3"/>
+            <w:rPr>
+              <w:rFonts w:asciiTheme="minorHAnsi" w:eastAsiaTheme="minorEastAsia" w:hAnsiTheme="minorHAnsi"/>
+              <w:sz w:val="24"/>
+            </w:rPr>
+          </w:pPr>
+          <w:hyperlink w:anchor="_Toc229815324" w:history="1">
+            <w:r>
+              <w:rPr>
+                <w:rStyle w:val="Hyperlink"/>
+                <w:lang w:val="vi-VN"/>
+              </w:rPr>
+              <w:t>3.2.1. Thuật toán PI 2 Pole 2 Zero</w:t>
+            </w:r>
+            <w:r>
+              <w:rPr>
+                <w:webHidden/>
+              </w:rPr>
+              <w:tab/>
+            </w:r>
+            <w:r>
+              <w:rPr>
+                <w:webHidden/>
+              </w:rPr>
+              <w:fldChar w:fldCharType="begin"/>
+            </w:r>
+            <w:r>
+              <w:rPr>
+                <w:webHidden/>
+              </w:rPr>
+              <w:instrText xml:space="preserve"> PAGEREF _Toc229815324 \h </w:instrText>
+            </w:r>
+            <w:r>
+              <w:rPr>
+                <w:webHidden/>
+              </w:rPr>
+            </w:r>
+            <w:r>
+              <w:rPr>
+                <w:webHidden/>
+              </w:rPr>
+              <w:fldChar w:fldCharType="separate"/>
+            </w:r>
+            <w:r>
+              <w:rPr>
+                <w:webHidden/>
+              </w:rPr>
+              <w:t>4</w:t>
+            </w:r>
+            <w:r>
+              <w:rPr>
+                <w:webHidden/>
+              </w:rPr>
+              <w:fldChar w:fldCharType="end"/>
+            </w:r>
+          </w:hyperlink>
+        </w:p>
+        <w:p>
+          <w:pPr>
+            <w:pStyle w:val="TOC3"/>
+            <w:rPr>
+              <w:rFonts w:asciiTheme="minorHAnsi" w:eastAsiaTheme="minorEastAsia" w:hAnsiTheme="minorHAnsi"/>
+              <w:sz w:val="24"/>
+            </w:rPr>
+          </w:pPr>
+          <w:hyperlink w:anchor="_Toc229815325" w:history="1">
+            <w:r>
+              <w:rPr>
+                <w:rStyle w:val="Hyperlink"/>
+                <w:lang w:val="vi-VN"/>
+              </w:rPr>
+              <w:t>3.2.2. Khảo sát thuật toán PI 2 Pole 2 Zẻo trên Matlab</w:t>
+            </w:r>
+            <w:r>
+              <w:rPr>
+                <w:webHidden/>
+              </w:rPr>
+              <w:tab/>
+            </w:r>
+            <w:r>
+              <w:rPr>
+                <w:webHidden/>
+              </w:rPr>
+              <w:fldChar w:fldCharType="begin"/>
+            </w:r>
+            <w:r>
+              <w:rPr>
+                <w:webHidden/>
+              </w:rPr>
+              <w:instrText xml:space="preserve"> PAGEREF _Toc229815325 \h </w:instrText>
+            </w:r>
+            <w:r>
+              <w:rPr>
+                <w:webHidden/>
+              </w:rPr>
+            </w:r>
+            <w:r>
+              <w:rPr>
+                <w:webHidden/>
+              </w:rPr>
+              <w:fldChar w:fldCharType="separate"/>
+            </w:r>
+            <w:r>
+              <w:rPr>
+                <w:webHidden/>
+              </w:rPr>
+              <w:t>4</w:t>
+            </w:r>
+            <w:r>
+              <w:rPr>
+                <w:webHidden/>
+              </w:rPr>
+              <w:fldChar w:fldCharType="end"/>
+            </w:r>
+          </w:hyperlink>
+        </w:p>
+        <w:p>
+          <w:pPr>
+            <w:pStyle w:val="TOC2"/>
+            <w:rPr>
+              <w:rFonts w:asciiTheme="minorHAnsi" w:eastAsiaTheme="minorEastAsia" w:hAnsiTheme="minorHAnsi"/>
+              <w:sz w:val="24"/>
+            </w:rPr>
+          </w:pPr>
+          <w:hyperlink w:anchor="_Toc229815326" w:history="1">
+            <w:r>
+              <w:rPr>
+                <w:rStyle w:val="Hyperlink"/>
+                <w:lang w:val="vi-VN"/>
+              </w:rPr>
+              <w:t>3.3. Bộ điều khiển PI Incremental trong miền rời rạc</w:t>
+            </w:r>
+            <w:r>
+              <w:rPr>
+                <w:webHidden/>
+              </w:rPr>
+              <w:tab/>
+            </w:r>
+            <w:r>
+              <w:rPr>
+                <w:webHidden/>
+              </w:rPr>
+              <w:fldChar w:fldCharType="begin"/>
+            </w:r>
+            <w:r>
+              <w:rPr>
+                <w:webHidden/>
+              </w:rPr>
+              <w:instrText xml:space="preserve"> PAGEREF _Toc229815326 \h </w:instrText>
+            </w:r>
+            <w:r>
+              <w:rPr>
+                <w:webHidden/>
+              </w:rPr>
+            </w:r>
+            <w:r>
+              <w:rPr>
+                <w:webHidden/>
+              </w:rPr>
+              <w:fldChar w:fldCharType="separate"/>
+            </w:r>
+            <w:r>
+              <w:rPr>
+                <w:webHidden/>
+              </w:rPr>
+              <w:t>4</w:t>
+            </w:r>
+            <w:r>
+              <w:rPr>
+                <w:webHidden/>
+              </w:rPr>
+              <w:fldChar w:fldCharType="end"/>
+            </w:r>
+          </w:hyperlink>
+        </w:p>
+        <w:p>
+          <w:pPr>
+            <w:pStyle w:val="TOC3"/>
+            <w:rPr>
+              <w:rFonts w:asciiTheme="minorHAnsi" w:eastAsiaTheme="minorEastAsia" w:hAnsiTheme="minorHAnsi"/>
+              <w:sz w:val="24"/>
+            </w:rPr>
+          </w:pPr>
+          <w:hyperlink w:anchor="_Toc229815327" w:history="1">
+            <w:r>
+              <w:rPr>
+                <w:rStyle w:val="Hyperlink"/>
+                <w:lang w:val="vi-VN"/>
+              </w:rPr>
+              <w:t>3.3.1. Thuật toán PI Incremental</w:t>
+            </w:r>
+            <w:r>
+              <w:rPr>
+                <w:webHidden/>
+              </w:rPr>
+              <w:tab/>
+            </w:r>
+            <w:r>
+              <w:rPr>
+                <w:webHidden/>
+              </w:rPr>
+              <w:fldChar w:fldCharType="begin"/>
+            </w:r>
+            <w:r>
+              <w:rPr>
+                <w:webHidden/>
+              </w:rPr>
+              <w:instrText xml:space="preserve"> PAGEREF _Toc229815327 \h </w:instrText>
+            </w:r>
+            <w:r>
+              <w:rPr>
+                <w:webHidden/>
+              </w:rPr>
+            </w:r>
+            <w:r>
+              <w:rPr>
+                <w:webHidden/>
+              </w:rPr>
+              <w:fldChar w:fldCharType="separate"/>
+            </w:r>
+            <w:r>
+              <w:rPr>
+                <w:webHidden/>
+              </w:rPr>
+              <w:t>5</w:t>
+            </w:r>
+            <w:r>
+              <w:rPr>
+                <w:webHidden/>
+              </w:rPr>
+              <w:fldChar w:fldCharType="end"/>
+            </w:r>
+          </w:hyperlink>
+        </w:p>
+        <w:p>
+          <w:pPr>
+            <w:pStyle w:val="TOC3"/>
+            <w:rPr>
+              <w:rFonts w:asciiTheme="minorHAnsi" w:eastAsiaTheme="minorEastAsia" w:hAnsiTheme="minorHAnsi"/>
+              <w:sz w:val="24"/>
+            </w:rPr>
+          </w:pPr>
+          <w:hyperlink w:anchor="_Toc229815328" w:history="1">
+            <w:r>
+              <w:rPr>
+                <w:rStyle w:val="Hyperlink"/>
+                <w:lang w:val="vi-VN"/>
+              </w:rPr>
+              <w:t>3.3.2. Khảo sát thuật toán PI Incremental trên Matlab</w:t>
+            </w:r>
+            <w:r>
+              <w:rPr>
+                <w:webHidden/>
+              </w:rPr>
+              <w:tab/>
+            </w:r>
+            <w:r>
+              <w:rPr>
+                <w:webHidden/>
+              </w:rPr>
+              <w:fldChar w:fldCharType="begin"/>
+            </w:r>
+            <w:r>
+              <w:rPr>
+                <w:webHidden/>
+              </w:rPr>
+              <w:instrText xml:space="preserve"> PAGEREF _Toc229815328 \h </w:instrText>
+            </w:r>
+            <w:r>
+              <w:rPr>
+                <w:webHidden/>
+              </w:rPr>
+            </w:r>
+            <w:r>
+              <w:rPr>
+                <w:webHidden/>
+              </w:rPr>
+              <w:fldChar w:fldCharType="separate"/>
+            </w:r>
+            <w:r>
+              <w:rPr>
+                <w:webHidden/>
+              </w:rPr>
+              <w:t>5</w:t>
             </w:r>
             <w:r>
               <w:rPr>
@@ -2260,7 +3210,7 @@
               <w:sz w:val="24"/>
             </w:rPr>
           </w:pPr>
-          <w:hyperlink w:anchor="_Toc229572626" w:history="1">
+          <w:hyperlink w:anchor="_Toc229815329" w:history="1">
             <w:r>
               <w:rPr>
                 <w:rStyle w:val="Hyperlink"/>
@@ -2284,7 +3234,7 @@
               <w:rPr>
                 <w:webHidden/>
               </w:rPr>
-              <w:instrText xml:space="preserve"> PAGEREF _Toc229572626 \h </w:instrText>
+              <w:instrText xml:space="preserve"> PAGEREF _Toc229815329 \h </w:instrText>
             </w:r>
             <w:r>
               <w:rPr>
@@ -2301,7 +3251,7 @@
               <w:rPr>
                 <w:webHidden/>
               </w:rPr>
-              <w:t>3</w:t>
+              <w:t>5</w:t>
             </w:r>
             <w:r>
               <w:rPr>
@@ -2319,7 +3269,7 @@
               <w:sz w:val="24"/>
             </w:rPr>
           </w:pPr>
-          <w:hyperlink w:anchor="_Toc229572627" w:history="1">
+          <w:hyperlink w:anchor="_Toc229815330" w:history="1">
             <w:r>
               <w:rPr>
                 <w:rStyle w:val="Hyperlink"/>
@@ -2342,7 +3292,7 @@
               <w:rPr>
                 <w:webHidden/>
               </w:rPr>
-              <w:instrText xml:space="preserve"> PAGEREF _Toc229572627 \h </w:instrText>
+              <w:instrText xml:space="preserve"> PAGEREF _Toc229815330 \h </w:instrText>
             </w:r>
             <w:r>
               <w:rPr>
@@ -2359,7 +3309,7 @@
               <w:rPr>
                 <w:webHidden/>
               </w:rPr>
-              <w:t>4</w:t>
+              <w:t>6</w:t>
             </w:r>
             <w:r>
               <w:rPr>
@@ -2377,7 +3327,7 @@
               <w:sz w:val="24"/>
             </w:rPr>
           </w:pPr>
-          <w:hyperlink w:anchor="_Toc229572628" w:history="1">
+          <w:hyperlink w:anchor="_Toc229815331" w:history="1">
             <w:r>
               <w:rPr>
                 <w:rStyle w:val="Hyperlink"/>
@@ -2400,7 +3350,7 @@
               <w:rPr>
                 <w:webHidden/>
               </w:rPr>
-              <w:instrText xml:space="preserve"> PAGEREF _Toc229572628 \h </w:instrText>
+              <w:instrText xml:space="preserve"> PAGEREF _Toc229815331 \h </w:instrText>
             </w:r>
             <w:r>
               <w:rPr>
@@ -2417,7 +3367,7 @@
               <w:rPr>
                 <w:webHidden/>
               </w:rPr>
-              <w:t>5</w:t>
+              <w:t>7</w:t>
             </w:r>
             <w:r>
               <w:rPr>
@@ -2447,7 +3397,7 @@
       <w:pPr>
         <w:pStyle w:val="Title"/>
       </w:pPr>
-      <w:bookmarkStart w:id="6" w:name="_Toc229572608"/>
+      <w:bookmarkStart w:id="6" w:name="_Toc229815295"/>
       <w:r>
         <w:lastRenderedPageBreak/>
         <w:t>Danh mục các viết tắt</w:t>
@@ -2705,7 +3655,7 @@
       <w:pPr>
         <w:pStyle w:val="Title"/>
       </w:pPr>
-      <w:bookmarkStart w:id="7" w:name="_Toc229572609"/>
+      <w:bookmarkStart w:id="7" w:name="_Toc229815296"/>
       <w:r>
         <w:lastRenderedPageBreak/>
         <w:t>Danh mục các ký hiệu</w:t>
@@ -2723,7 +3673,7 @@
       <w:pPr>
         <w:pStyle w:val="Title"/>
       </w:pPr>
-      <w:bookmarkStart w:id="8" w:name="_Toc229572610"/>
+      <w:bookmarkStart w:id="8" w:name="_Toc229815297"/>
       <w:r>
         <w:lastRenderedPageBreak/>
         <w:t>Danh mục các hình vẽ</w:t>
@@ -2758,7 +3708,7 @@
       <w:pPr>
         <w:pStyle w:val="Title"/>
       </w:pPr>
-      <w:bookmarkStart w:id="9" w:name="_Toc229572611"/>
+      <w:bookmarkStart w:id="9" w:name="_Toc229815298"/>
       <w:r>
         <w:lastRenderedPageBreak/>
         <w:t>Danh mục các bảng biểu</w:t>
@@ -2801,7 +3751,7 @@
       <w:pPr>
         <w:pStyle w:val="Title"/>
       </w:pPr>
-      <w:bookmarkStart w:id="10" w:name="_Toc229572612"/>
+      <w:bookmarkStart w:id="10" w:name="_Toc229815299"/>
       <w:r>
         <w:lastRenderedPageBreak/>
         <w:t>MỞ ĐẦU</w:t>
@@ -2818,7 +3768,7 @@
       <w:pPr>
         <w:pStyle w:val="Heading1"/>
       </w:pPr>
-      <w:bookmarkStart w:id="11" w:name="_Toc229572613"/>
+      <w:bookmarkStart w:id="11" w:name="_Toc229815300"/>
       <w:r>
         <w:rPr>
           <w:caps w:val="0"/>
@@ -2848,20 +3798,20 @@
           <w:lang w:val="vi-VN"/>
         </w:rPr>
       </w:pPr>
-      <w:bookmarkStart w:id="12" w:name="_Toc229572614"/>
+      <w:bookmarkStart w:id="12" w:name="_Toc229815301"/>
       <w:r>
         <w:rPr>
           <w:lang w:val="vi-VN"/>
         </w:rPr>
         <w:t>Bộ điều khiển</w:t>
       </w:r>
+      <w:r>
+        <w:t xml:space="preserve"> </w:t>
+      </w:r>
+      <w:r>
+        <w:t>PID</w:t>
+      </w:r>
       <w:bookmarkEnd w:id="12"/>
-      <w:r>
-        <w:t xml:space="preserve"> </w:t>
-      </w:r>
-      <w:r>
-        <w:t>PID</w:t>
-      </w:r>
     </w:p>
     <w:p>
       <w:pPr>
@@ -3248,6 +4198,7 @@
           <w:lang w:val="vi-VN"/>
         </w:rPr>
       </w:pPr>
+      <w:bookmarkStart w:id="13" w:name="_Toc229815302"/>
       <w:r>
         <w:rPr>
           <w:lang w:val="vi-VN"/>
@@ -3266,6 +4217,7 @@
         </w:rPr>
         <w:t>thời gian liên tục</w:t>
       </w:r>
+      <w:bookmarkEnd w:id="13"/>
     </w:p>
     <w:p>
       <w:pPr>
@@ -3886,109 +4838,103 @@
           <w:lang w:val="vi-VN"/>
         </w:rPr>
       </w:pPr>
+      <w:bookmarkStart w:id="14" w:name="_Toc229815303"/>
       <w:r>
         <w:rPr>
           <w:lang w:val="vi-VN"/>
         </w:rPr>
         <w:t>Bộ điều khiển PID trong miền thời gian rời rạc</w:t>
-      </w:r>
-    </w:p>
-    <w:p>
-      <w:pPr>
-        <w:pStyle w:val="Heading2"/>
-      </w:pPr>
-      <w:bookmarkStart w:id="13" w:name="_Toc229572616"/>
-      <w:r>
-        <w:t xml:space="preserve">Kết luận chương </w:t>
-      </w:r>
-      <w:r>
-        <w:t>1</w:t>
-      </w:r>
-      <w:bookmarkEnd w:id="13"/>
-    </w:p>
-    <w:p>
-      <w:pPr>
-        <w:pStyle w:val="Heading1"/>
-      </w:pPr>
-      <w:bookmarkStart w:id="14" w:name="_Toc229572617"/>
-      <w:r>
-        <w:t xml:space="preserve">TÍNH TOÁN VÀ THIẾT KẾ </w:t>
-      </w:r>
-      <w:r>
-        <w:t>BỘ</w:t>
-      </w:r>
-      <w:r>
-        <w:rPr>
-          <w:lang w:val="vi-VN"/>
-        </w:rPr>
-        <w:t xml:space="preserve"> ĐIỀU KHIỂN</w:t>
       </w:r>
       <w:bookmarkEnd w:id="14"/>
     </w:p>
     <w:p>
       <w:pPr>
         <w:pStyle w:val="Heading2"/>
-        <w:rPr>
-          <w:lang w:val="vi-VN"/>
-        </w:rPr>
-      </w:pPr>
-      <w:bookmarkStart w:id="15" w:name="_Toc229572618"/>
-      <w:r>
-        <w:t>Bộ</w:t>
-      </w:r>
-      <w:r>
-        <w:rPr>
-          <w:lang w:val="vi-VN"/>
-        </w:rPr>
-        <w:t xml:space="preserve"> điều khiển trong miền liên tục</w:t>
+      </w:pPr>
+      <w:bookmarkStart w:id="15" w:name="_Toc229815304"/>
+      <w:r>
+        <w:t xml:space="preserve">Kết luận chương </w:t>
+      </w:r>
+      <w:r>
+        <w:t>1</w:t>
       </w:r>
       <w:bookmarkEnd w:id="15"/>
     </w:p>
     <w:p>
       <w:pPr>
-        <w:pStyle w:val="Heading3"/>
-        <w:rPr>
-          <w:lang w:val="vi-VN"/>
-        </w:rPr>
-      </w:pPr>
-      <w:bookmarkStart w:id="16" w:name="_Toc229572619"/>
-      <w:r>
-        <w:rPr>
-          <w:lang w:val="vi-VN"/>
-        </w:rPr>
-        <w:t>Biểu thức hàm truyền</w:t>
+        <w:pStyle w:val="Heading1"/>
+      </w:pPr>
+      <w:bookmarkStart w:id="16" w:name="_Toc229815305"/>
+      <w:r>
+        <w:t xml:space="preserve">TÍNH TOÁN VÀ THIẾT KẾ </w:t>
+      </w:r>
+      <w:r>
+        <w:t>BỘ</w:t>
+      </w:r>
+      <w:r>
+        <w:rPr>
+          <w:lang w:val="vi-VN"/>
+        </w:rPr>
+        <w:t xml:space="preserve"> ĐIỀU KHIỂN</w:t>
       </w:r>
       <w:bookmarkEnd w:id="16"/>
     </w:p>
     <w:p>
       <w:pPr>
-        <w:pStyle w:val="Heading3"/>
-        <w:rPr>
-          <w:lang w:val="vi-VN"/>
-        </w:rPr>
-      </w:pPr>
-      <w:bookmarkStart w:id="17" w:name="_Toc229572620"/>
-      <w:r>
-        <w:rPr>
-          <w:lang w:val="vi-VN"/>
-        </w:rPr>
-        <w:t>Matlab</w:t>
+        <w:pStyle w:val="Heading2"/>
+        <w:rPr>
+          <w:lang w:val="vi-VN"/>
+        </w:rPr>
+      </w:pPr>
+      <w:bookmarkStart w:id="17" w:name="_Toc229815306"/>
+      <w:r>
+        <w:t>Bộ</w:t>
+      </w:r>
+      <w:r>
+        <w:rPr>
+          <w:lang w:val="vi-VN"/>
+        </w:rPr>
+        <w:t xml:space="preserve"> điều khiển </w:t>
+      </w:r>
+      <w:r>
+        <w:rPr>
+          <w:lang w:val="vi-VN"/>
+        </w:rPr>
+        <w:t xml:space="preserve">PI Clamping </w:t>
+      </w:r>
+      <w:r>
+        <w:rPr>
+          <w:lang w:val="vi-VN"/>
+        </w:rPr>
+        <w:t xml:space="preserve">trong miền </w:t>
+      </w:r>
+      <w:r>
+        <w:rPr>
+          <w:lang w:val="vi-VN"/>
+        </w:rPr>
+        <w:t>rời rạc</w:t>
       </w:r>
       <w:bookmarkEnd w:id="17"/>
+      <w:r>
+        <w:rPr>
+          <w:lang w:val="vi-VN"/>
+        </w:rPr>
+        <w:t xml:space="preserve"> </w:t>
+      </w:r>
     </w:p>
     <w:p>
       <w:pPr>
-        <w:pStyle w:val="Heading2"/>
-        <w:rPr>
-          <w:lang w:val="vi-VN"/>
-        </w:rPr>
-      </w:pPr>
-      <w:bookmarkStart w:id="18" w:name="_Toc229572621"/>
-      <w:r>
-        <w:rPr>
-          <w:lang w:val="vi-VN"/>
-        </w:rPr>
-        <w:t>Bộ điều khiển trong miền rời rạc</w:t>
+        <w:pStyle w:val="Heading3"/>
+        <w:rPr>
+          <w:lang w:val="vi-VN"/>
+        </w:rPr>
+      </w:pPr>
+      <w:bookmarkStart w:id="18" w:name="_Toc229815307"/>
+      <w:r>
+        <w:rPr>
+          <w:lang w:val="vi-VN"/>
+        </w:rPr>
+        <w:t>Biểu thức hàm truyền</w:t>
       </w:r>
       <w:bookmarkEnd w:id="18"/>
     </w:p>
@@ -3999,13 +4945,12 @@
           <w:lang w:val="vi-VN"/>
         </w:rPr>
       </w:pPr>
-      <w:bookmarkStart w:id="19" w:name="_Toc229572622"/>
-      <w:r>
-        <w:rPr>
-          <w:lang w:val="vi-VN"/>
-        </w:rPr>
-        <w:lastRenderedPageBreak/>
-        <w:t>Biểu thức</w:t>
+      <w:bookmarkStart w:id="19" w:name="_Toc229815308"/>
+      <w:r>
+        <w:rPr>
+          <w:lang w:val="vi-VN"/>
+        </w:rPr>
+        <w:t>Phương trình vi phân tuyến tính</w:t>
       </w:r>
       <w:bookmarkEnd w:id="19"/>
     </w:p>
@@ -4016,12 +4961,12 @@
           <w:lang w:val="vi-VN"/>
         </w:rPr>
       </w:pPr>
-      <w:bookmarkStart w:id="20" w:name="_Toc229572623"/>
-      <w:r>
-        <w:rPr>
-          <w:lang w:val="vi-VN"/>
-        </w:rPr>
-        <w:t>Matlab</w:t>
+      <w:bookmarkStart w:id="20" w:name="_Toc229815309"/>
+      <w:r>
+        <w:rPr>
+          <w:lang w:val="vi-VN"/>
+        </w:rPr>
+        <w:t>Khảo sát trên Matlab</w:t>
       </w:r>
       <w:bookmarkEnd w:id="20"/>
     </w:p>
@@ -4032,85 +4977,667 @@
           <w:lang w:val="vi-VN"/>
         </w:rPr>
       </w:pPr>
-      <w:bookmarkStart w:id="21" w:name="_Toc229572624"/>
-      <w:r>
-        <w:rPr>
-          <w:lang w:val="vi-VN"/>
-        </w:rPr>
-        <w:t>Kiểm tra</w:t>
+      <w:bookmarkStart w:id="21" w:name="_Toc229815310"/>
+      <w:r>
+        <w:rPr>
+          <w:lang w:val="vi-VN"/>
+        </w:rPr>
+        <w:t>Bộ điều khiển PI 2 Poles 2 Zero trong miền rời rạc</w:t>
       </w:r>
       <w:bookmarkEnd w:id="21"/>
     </w:p>
     <w:p>
       <w:pPr>
-        <w:pStyle w:val="Heading1"/>
-        <w:rPr>
-          <w:lang w:val="vi-VN"/>
-        </w:rPr>
-      </w:pPr>
-      <w:bookmarkStart w:id="22" w:name="_Toc229572625"/>
-      <w:r>
-        <w:rPr>
-          <w:caps w:val="0"/>
-          <w:lang w:val="vi-VN"/>
-        </w:rPr>
-        <w:t>LẬP TRÌNH THUẬT TOÁN LOGIC BỘ ĐIỀU KHIỂN</w:t>
+        <w:pStyle w:val="Heading3"/>
+        <w:rPr>
+          <w:lang w:val="vi-VN"/>
+        </w:rPr>
+      </w:pPr>
+      <w:bookmarkStart w:id="22" w:name="_Toc229815311"/>
+      <w:r>
+        <w:rPr>
+          <w:lang w:val="vi-VN"/>
+        </w:rPr>
+        <w:lastRenderedPageBreak/>
+        <w:t>Biểu thức hàm truyền</w:t>
       </w:r>
       <w:bookmarkEnd w:id="22"/>
     </w:p>
     <w:p>
       <w:pPr>
-        <w:pStyle w:val="Heading1"/>
-        <w:rPr>
-          <w:lang w:val="vi-VN"/>
-        </w:rPr>
-      </w:pPr>
-      <w:bookmarkStart w:id="23" w:name="_Toc229572626"/>
-      <w:r>
-        <w:rPr>
-          <w:lang w:val="vi-VN"/>
-        </w:rPr>
-        <w:t>THIẾT KẾ PHẦN MỀM TRỰC QUAN HÓA DỮ LIỆU</w:t>
+        <w:pStyle w:val="Heading3"/>
+        <w:rPr>
+          <w:lang w:val="vi-VN"/>
+        </w:rPr>
+      </w:pPr>
+      <w:bookmarkStart w:id="23" w:name="_Toc229815312"/>
+      <w:r>
+        <w:rPr>
+          <w:lang w:val="vi-VN"/>
+        </w:rPr>
+        <w:t>Phương trình vi phân tuyến tính</w:t>
       </w:r>
       <w:bookmarkEnd w:id="23"/>
     </w:p>
     <w:p>
       <w:pPr>
-        <w:ind w:firstLine="0"/>
-        <w:rPr>
-          <w:lang w:val="vi-VN"/>
-        </w:rPr>
-      </w:pPr>
-      <w:r>
-        <w:br w:type="page"/>
-      </w:r>
-    </w:p>
-    <w:p>
-      <w:pPr>
-        <w:pStyle w:val="Title"/>
-      </w:pPr>
-      <w:bookmarkStart w:id="24" w:name="_Toc229572627"/>
-      <w:r>
-        <w:lastRenderedPageBreak/>
-        <w:t>Tài liệu tham khảo</w:t>
+        <w:pStyle w:val="Heading3"/>
+        <w:rPr>
+          <w:lang w:val="vi-VN"/>
+        </w:rPr>
+      </w:pPr>
+      <w:bookmarkStart w:id="24" w:name="_Toc229815313"/>
+      <w:r>
+        <w:rPr>
+          <w:lang w:val="vi-VN"/>
+        </w:rPr>
+        <w:t>Khảo sát trên Matlab</w:t>
       </w:r>
       <w:bookmarkEnd w:id="24"/>
     </w:p>
     <w:p>
-      <w:r>
-        <w:br w:type="page"/>
-      </w:r>
+      <w:pPr>
+        <w:pStyle w:val="Heading2"/>
+        <w:rPr>
+          <w:lang w:val="vi-VN"/>
+        </w:rPr>
+      </w:pPr>
+      <w:bookmarkStart w:id="25" w:name="_Toc229815314"/>
+      <w:r>
+        <w:rPr>
+          <w:lang w:val="vi-VN"/>
+        </w:rPr>
+        <w:t>Bộ điều khiển PI Incremental trong miền rời rạc</w:t>
+      </w:r>
+      <w:bookmarkEnd w:id="25"/>
     </w:p>
     <w:p>
       <w:pPr>
+        <w:pStyle w:val="Heading3"/>
+        <w:rPr>
+          <w:lang w:val="vi-VN"/>
+        </w:rPr>
+      </w:pPr>
+      <w:bookmarkStart w:id="26" w:name="_Toc229815315"/>
+      <w:r>
+        <w:rPr>
+          <w:lang w:val="vi-VN"/>
+        </w:rPr>
+        <w:t>Biểu thức</w:t>
+      </w:r>
+      <w:r>
+        <w:rPr>
+          <w:lang w:val="vi-VN"/>
+        </w:rPr>
+        <w:t xml:space="preserve"> hàm truyền</w:t>
+      </w:r>
+      <w:bookmarkEnd w:id="26"/>
+    </w:p>
+    <w:p>
+      <w:pPr>
+        <w:pStyle w:val="Heading3"/>
+        <w:rPr>
+          <w:lang w:val="vi-VN"/>
+        </w:rPr>
+      </w:pPr>
+      <w:bookmarkStart w:id="27" w:name="_Toc229815316"/>
+      <w:r>
+        <w:rPr>
+          <w:lang w:val="vi-VN"/>
+        </w:rPr>
+        <w:t>Phương trình vi phân tuyến tính</w:t>
+      </w:r>
+      <w:bookmarkEnd w:id="27"/>
+      <w:r>
+        <w:rPr>
+          <w:lang w:val="vi-VN"/>
+        </w:rPr>
+        <w:t xml:space="preserve"> </w:t>
+      </w:r>
+    </w:p>
+    <w:p>
+      <w:pPr>
+        <w:pStyle w:val="Heading3"/>
+        <w:rPr>
+          <w:lang w:val="vi-VN"/>
+        </w:rPr>
+      </w:pPr>
+      <w:bookmarkStart w:id="28" w:name="_Toc229815317"/>
+      <w:r>
+        <w:rPr>
+          <w:lang w:val="vi-VN"/>
+        </w:rPr>
+        <w:t>Khảo sát trên Matlab</w:t>
+      </w:r>
+      <w:bookmarkEnd w:id="28"/>
+    </w:p>
+    <w:p>
+      <w:pPr>
+        <w:pStyle w:val="Heading2"/>
+        <w:rPr>
+          <w:lang w:val="vi-VN"/>
+        </w:rPr>
+      </w:pPr>
+      <w:bookmarkStart w:id="29" w:name="_Toc229815318"/>
+      <w:r>
+        <w:rPr>
+          <w:lang w:val="vi-VN"/>
+        </w:rPr>
+        <w:t>Kết luận</w:t>
+      </w:r>
+      <w:bookmarkEnd w:id="29"/>
+    </w:p>
+    <w:p>
+      <w:pPr>
+        <w:pStyle w:val="Heading1"/>
+        <w:rPr>
+          <w:lang w:val="vi-VN"/>
+        </w:rPr>
+      </w:pPr>
+      <w:bookmarkStart w:id="30" w:name="_Toc229815319"/>
+      <w:r>
+        <w:rPr>
+          <w:caps w:val="0"/>
+          <w:lang w:val="vi-VN"/>
+        </w:rPr>
+        <w:t>LẬP TRÌNH THUẬT TOÁN LOGIC BỘ ĐIỀU KHIỂN</w:t>
+      </w:r>
+      <w:bookmarkEnd w:id="30"/>
+    </w:p>
+    <w:p>
+      <w:pPr>
+        <w:pStyle w:val="Heading2"/>
+        <w:rPr>
+          <w:lang w:val="vi-VN"/>
+        </w:rPr>
+      </w:pPr>
+      <w:bookmarkStart w:id="31" w:name="_Toc229815320"/>
+      <w:r>
+        <w:rPr>
+          <w:lang w:val="vi-VN"/>
+        </w:rPr>
+        <w:t xml:space="preserve">Bộ điều khiển PI Clamping </w:t>
+      </w:r>
+      <w:r>
+        <w:rPr>
+          <w:lang w:val="vi-VN"/>
+        </w:rPr>
+        <w:t>trong miền rời rạc</w:t>
+      </w:r>
+      <w:bookmarkEnd w:id="31"/>
+    </w:p>
+    <w:p>
+      <w:pPr>
+        <w:pStyle w:val="Heading3"/>
+        <w:rPr>
+          <w:lang w:val="vi-VN"/>
+        </w:rPr>
+      </w:pPr>
+      <w:bookmarkStart w:id="32" w:name="_Toc229815321"/>
+      <w:r>
+        <w:rPr>
+          <w:lang w:val="vi-VN"/>
+        </w:rPr>
+        <w:t>Thuật toán PI Clamping</w:t>
+      </w:r>
+      <w:bookmarkEnd w:id="32"/>
+      <w:r>
+        <w:rPr>
+          <w:lang w:val="vi-VN"/>
+        </w:rPr>
+        <w:t xml:space="preserve"> </w:t>
+      </w:r>
+    </w:p>
+    <w:p>
+      <w:pPr>
+        <w:pStyle w:val="Heading3"/>
+        <w:rPr>
+          <w:lang w:val="vi-VN"/>
+        </w:rPr>
+      </w:pPr>
+      <w:bookmarkStart w:id="33" w:name="_Toc229815322"/>
+      <w:r>
+        <w:rPr>
+          <w:lang w:val="vi-VN"/>
+        </w:rPr>
+        <w:t>Khảo sát thuật toán PI Clamping trên Matlab</w:t>
+      </w:r>
+      <w:bookmarkEnd w:id="33"/>
+    </w:p>
+    <w:p>
+      <w:pPr>
+        <w:pStyle w:val="Heading4"/>
+        <w:rPr>
+          <w:lang w:val="vi-VN"/>
+        </w:rPr>
+      </w:pPr>
+      <w:r>
+        <w:rPr>
+          <w:lang w:val="vi-VN"/>
+        </w:rPr>
+        <w:t xml:space="preserve">Khảo sát </w:t>
+      </w:r>
+      <w:r>
+        <w:rPr>
+          <w:lang w:val="vi-VN"/>
+        </w:rPr>
+        <w:t>thuật toán trong miền rời rạc</w:t>
+      </w:r>
+    </w:p>
+    <w:p>
+      <w:pPr>
+        <w:pStyle w:val="Heading4"/>
+        <w:rPr>
+          <w:lang w:val="vi-VN"/>
+        </w:rPr>
+      </w:pPr>
+      <w:r>
+        <w:rPr>
+          <w:lang w:val="vi-VN"/>
+        </w:rPr>
+        <w:t>Khảo sát thuật toán trong môi trường hoạt động của vi điều khiển</w:t>
+      </w:r>
+    </w:p>
+    <w:p>
+      <w:pPr>
+        <w:pStyle w:val="Heading2"/>
+        <w:rPr>
+          <w:lang w:val="vi-VN"/>
+        </w:rPr>
+      </w:pPr>
+      <w:bookmarkStart w:id="34" w:name="_Toc229815323"/>
+      <w:r>
+        <w:rPr>
+          <w:lang w:val="vi-VN"/>
+        </w:rPr>
+        <w:t>Bộ điều khiển PI 2 Pole 2 Zero trong miền rời rạc</w:t>
+      </w:r>
+      <w:bookmarkEnd w:id="34"/>
+    </w:p>
+    <w:p>
+      <w:pPr>
+        <w:pStyle w:val="Heading3"/>
+        <w:rPr>
+          <w:lang w:val="vi-VN"/>
+        </w:rPr>
+      </w:pPr>
+      <w:bookmarkStart w:id="35" w:name="_Toc229815324"/>
+      <w:r>
+        <w:rPr>
+          <w:lang w:val="vi-VN"/>
+        </w:rPr>
+        <w:t>Thuật toán PI 2 Pole 2 Zero</w:t>
+      </w:r>
+      <w:bookmarkEnd w:id="35"/>
+      <w:r>
+        <w:rPr>
+          <w:lang w:val="vi-VN"/>
+        </w:rPr>
+        <w:t xml:space="preserve"> </w:t>
+      </w:r>
+    </w:p>
+    <w:p>
+      <w:pPr>
+        <w:pStyle w:val="Heading3"/>
+        <w:rPr>
+          <w:lang w:val="vi-VN"/>
+        </w:rPr>
+      </w:pPr>
+      <w:bookmarkStart w:id="36" w:name="_Toc229815325"/>
+      <w:r>
+        <w:rPr>
+          <w:lang w:val="vi-VN"/>
+        </w:rPr>
+        <w:t xml:space="preserve">Khảo sát </w:t>
+      </w:r>
+      <w:r>
+        <w:rPr>
+          <w:lang w:val="vi-VN"/>
+        </w:rPr>
+        <w:t>thuật toán PI 2 Pole 2 Zẻo trên Matlab</w:t>
+      </w:r>
+      <w:bookmarkEnd w:id="36"/>
+    </w:p>
+    <w:p>
+      <w:pPr>
+        <w:pStyle w:val="Heading4"/>
+        <w:rPr>
+          <w:lang w:val="vi-VN"/>
+        </w:rPr>
+      </w:pPr>
+      <w:r>
+        <w:rPr>
+          <w:lang w:val="vi-VN"/>
+        </w:rPr>
+        <w:t>Khảo sát thuật toán trong miền rời rạc</w:t>
+      </w:r>
+    </w:p>
+    <w:p>
+      <w:pPr>
+        <w:pStyle w:val="Heading4"/>
+        <w:rPr>
+          <w:lang w:val="vi-VN"/>
+        </w:rPr>
+      </w:pPr>
+      <w:r>
+        <w:rPr>
+          <w:lang w:val="vi-VN"/>
+        </w:rPr>
+        <w:t>Khảo sát thuật toán trong môi trường hoạt động của vi điều khiển</w:t>
+      </w:r>
+    </w:p>
+    <w:p>
+      <w:pPr>
+        <w:pStyle w:val="Heading2"/>
+        <w:rPr>
+          <w:lang w:val="vi-VN"/>
+        </w:rPr>
+      </w:pPr>
+      <w:bookmarkStart w:id="37" w:name="_Toc229815326"/>
+      <w:r>
+        <w:rPr>
+          <w:lang w:val="vi-VN"/>
+        </w:rPr>
+        <w:t xml:space="preserve">Bộ điều khiển PI Incremental </w:t>
+      </w:r>
+      <w:r>
+        <w:rPr>
+          <w:lang w:val="vi-VN"/>
+        </w:rPr>
+        <w:t>trong miền rời rạc</w:t>
+      </w:r>
+      <w:bookmarkEnd w:id="37"/>
+    </w:p>
+    <w:p>
+      <w:pPr>
+        <w:pStyle w:val="Heading3"/>
+        <w:rPr>
+          <w:lang w:val="vi-VN"/>
+        </w:rPr>
+      </w:pPr>
+      <w:bookmarkStart w:id="38" w:name="_Toc229815327"/>
+      <w:r>
+        <w:rPr>
+          <w:lang w:val="vi-VN"/>
+        </w:rPr>
+        <w:lastRenderedPageBreak/>
+        <w:t xml:space="preserve">Thuật toán PI </w:t>
+      </w:r>
+      <w:r>
+        <w:rPr>
+          <w:lang w:val="vi-VN"/>
+        </w:rPr>
+        <w:t>Incremental</w:t>
+      </w:r>
+      <w:bookmarkEnd w:id="38"/>
+    </w:p>
+    <w:p>
+      <w:pPr>
+        <w:pStyle w:val="Heading3"/>
+        <w:rPr>
+          <w:lang w:val="vi-VN"/>
+        </w:rPr>
+      </w:pPr>
+      <w:bookmarkStart w:id="39" w:name="_Toc229815328"/>
+      <w:r>
+        <w:rPr>
+          <w:lang w:val="vi-VN"/>
+        </w:rPr>
+        <w:t xml:space="preserve">Khảo sát thuật toán </w:t>
+      </w:r>
+      <w:r>
+        <w:rPr>
+          <w:lang w:val="vi-VN"/>
+        </w:rPr>
+        <w:t>PI Incremental</w:t>
+      </w:r>
+      <w:r>
+        <w:rPr>
+          <w:lang w:val="vi-VN"/>
+        </w:rPr>
+        <w:t xml:space="preserve"> </w:t>
+      </w:r>
+      <w:r>
+        <w:rPr>
+          <w:lang w:val="vi-VN"/>
+        </w:rPr>
+        <w:t>trên Matlab</w:t>
+      </w:r>
+      <w:bookmarkEnd w:id="39"/>
+    </w:p>
+    <w:p>
+      <w:pPr>
+        <w:pStyle w:val="Heading4"/>
+        <w:rPr>
+          <w:lang w:val="vi-VN"/>
+        </w:rPr>
+      </w:pPr>
+      <w:r>
+        <w:rPr>
+          <w:lang w:val="vi-VN"/>
+        </w:rPr>
+        <w:t>Khảo sát thuật toán trong miền rời rạc</w:t>
+      </w:r>
+    </w:p>
+    <w:p>
+      <w:pPr>
+        <w:pStyle w:val="Heading4"/>
+        <w:rPr>
+          <w:lang w:val="vi-VN"/>
+        </w:rPr>
+      </w:pPr>
+      <w:r>
+        <w:rPr>
+          <w:lang w:val="vi-VN"/>
+        </w:rPr>
+        <w:t>Khảo sát thuật toán trong môi trường hoạt động của vi điều khiển</w:t>
+      </w:r>
+    </w:p>
+    <w:p>
+      <w:pPr>
+        <w:rPr>
+          <w:lang w:val="vi-VN"/>
+        </w:rPr>
+      </w:pPr>
+      <w:r>
+        <w:rPr>
+          <w:lang w:val="vi-VN"/>
+        </w:rPr>
+        <w:br/>
+      </w:r>
+    </w:p>
+    <w:p>
+      <w:pPr>
+        <w:pStyle w:val="Heading1"/>
+        <w:rPr>
+          <w:lang w:val="vi-VN"/>
+        </w:rPr>
+      </w:pPr>
+      <w:bookmarkStart w:id="40" w:name="_Toc229815329"/>
+      <w:r>
+        <w:rPr>
+          <w:lang w:val="vi-VN"/>
+        </w:rPr>
+        <w:t>THIẾT KẾ PHẦN MỀM TRỰC QUAN HÓA DỮ LIỆU</w:t>
+      </w:r>
+      <w:bookmarkEnd w:id="40"/>
+    </w:p>
+    <w:p>
+      <w:pPr>
+        <w:pStyle w:val="Heading2"/>
+        <w:rPr>
+          <w:lang w:val="vi-VN"/>
+        </w:rPr>
+      </w:pPr>
+      <w:r>
+        <w:rPr>
+          <w:lang w:val="vi-VN"/>
+        </w:rPr>
+        <w:t>Tổng quan về phần mềm trực quan hóa dữ liệu</w:t>
+      </w:r>
+    </w:p>
+    <w:p>
+      <w:pPr>
+        <w:pStyle w:val="Heading2"/>
+        <w:rPr>
+          <w:lang w:val="vi-VN"/>
+        </w:rPr>
+      </w:pPr>
+      <w:r>
+        <w:rPr>
+          <w:lang w:val="vi-VN"/>
+        </w:rPr>
+        <w:t>Phân tích và t</w:t>
+      </w:r>
+      <w:r>
+        <w:rPr>
+          <w:lang w:val="vi-VN"/>
+        </w:rPr>
+        <w:t xml:space="preserve">hiết kế kiến trúc phần mềm </w:t>
+      </w:r>
+    </w:p>
+    <w:p>
+      <w:pPr>
+        <w:pStyle w:val="Heading3"/>
+        <w:rPr>
+          <w:lang w:val="vi-VN"/>
+        </w:rPr>
+      </w:pPr>
+      <w:r>
+        <w:rPr>
+          <w:lang w:val="vi-VN"/>
+        </w:rPr>
+        <w:t>Thiết kế phân hệ</w:t>
+      </w:r>
+    </w:p>
+    <w:p>
+      <w:pPr>
+        <w:pStyle w:val="Heading3"/>
+        <w:rPr>
+          <w:lang w:val="vi-VN"/>
+        </w:rPr>
+      </w:pPr>
+      <w:r>
+        <w:rPr>
+          <w:lang w:val="vi-VN"/>
+        </w:rPr>
+        <w:t>Thiết kế giao diện sử dụng</w:t>
+      </w:r>
+    </w:p>
+    <w:p>
+      <w:pPr>
+        <w:pStyle w:val="Heading2"/>
+        <w:rPr>
+          <w:lang w:val="vi-VN"/>
+        </w:rPr>
+      </w:pPr>
+      <w:r>
+        <w:rPr>
+          <w:lang w:val="vi-VN"/>
+        </w:rPr>
+        <w:t>Triển khai phần mềm</w:t>
+      </w:r>
+    </w:p>
+    <w:p>
+      <w:pPr>
+        <w:pStyle w:val="Heading3"/>
+        <w:rPr>
+          <w:lang w:val="vi-VN"/>
+        </w:rPr>
+      </w:pPr>
+      <w:r>
+        <w:rPr>
+          <w:lang w:val="vi-VN"/>
+        </w:rPr>
+        <w:t>Triển khai chức năng hệ thống</w:t>
+      </w:r>
+    </w:p>
+    <w:p>
+      <w:pPr>
+        <w:pStyle w:val="Heading3"/>
+        <w:rPr>
+          <w:lang w:val="vi-VN"/>
+        </w:rPr>
+      </w:pPr>
+      <w:r>
+        <w:rPr>
+          <w:lang w:val="vi-VN"/>
+        </w:rPr>
+        <w:t xml:space="preserve">Kiểm thử </w:t>
+      </w:r>
+    </w:p>
+    <w:p>
+      <w:pPr>
+        <w:pStyle w:val="Heading3"/>
+        <w:rPr>
+          <w:lang w:val="vi-VN"/>
+        </w:rPr>
+      </w:pPr>
+      <w:r>
+        <w:rPr>
+          <w:lang w:val="vi-VN"/>
+        </w:rPr>
+        <w:t>Đóng gói ứng dụng</w:t>
+      </w:r>
+    </w:p>
+    <w:p>
+      <w:pPr>
+        <w:pStyle w:val="Heading2"/>
+        <w:rPr>
+          <w:lang w:val="vi-VN"/>
+        </w:rPr>
+      </w:pPr>
+      <w:r>
+        <w:rPr>
+          <w:lang w:val="vi-VN"/>
+        </w:rPr>
+        <w:t xml:space="preserve">Kết luận </w:t>
+      </w:r>
+    </w:p>
+    <w:p>
+      <w:pPr>
+        <w:rPr>
+          <w:lang w:val="vi-VN"/>
+        </w:rPr>
+      </w:pPr>
+    </w:p>
+    <w:p>
+      <w:pPr>
+        <w:ind w:firstLine="0"/>
+        <w:rPr>
+          <w:lang w:val="vi-VN"/>
+        </w:rPr>
+      </w:pPr>
+      <w:r>
+        <w:br w:type="page"/>
+      </w:r>
+    </w:p>
+    <w:p>
+      <w:pPr>
         <w:pStyle w:val="Title"/>
       </w:pPr>
-      <w:bookmarkStart w:id="25" w:name="_Toc229572628"/>
+      <w:bookmarkStart w:id="41" w:name="_Toc229815330"/>
+      <w:r>
+        <w:lastRenderedPageBreak/>
+        <w:t>Tài liệu tham khảo</w:t>
+      </w:r>
+      <w:bookmarkEnd w:id="41"/>
+    </w:p>
+    <w:p>
+      <w:r>
+        <w:br w:type="page"/>
+      </w:r>
+    </w:p>
+    <w:p>
+      <w:pPr>
+        <w:pStyle w:val="Title"/>
+      </w:pPr>
+      <w:bookmarkStart w:id="42" w:name="_Toc229815331"/>
       <w:r>
         <w:lastRenderedPageBreak/>
         <w:t>Phụ lục</w:t>
       </w:r>
-      <w:bookmarkEnd w:id="25"/>
+      <w:bookmarkEnd w:id="42"/>
     </w:p>
     <w:sectPr>
       <w:headerReference w:type="default" r:id="rId11"/>
@@ -4245,7 +5772,6 @@
         <w:docPartUnique/>
       </w:docPartObj>
     </w:sdtPr>
-    <w:sdtEndPr/>
     <w:sdtContent>
       <w:p>
         <w:pPr>
@@ -4288,7 +5814,6 @@
         <w:docPartUnique/>
       </w:docPartObj>
     </w:sdtPr>
-    <w:sdtEndPr/>
     <w:sdtContent>
       <w:p>
         <w:pPr>
@@ -6749,7 +8274,7 @@
   <w:abstractNum w:abstractNumId="21" w15:restartNumberingAfterBreak="0">
     <w:nsid w:val="32576833"/>
     <w:multiLevelType w:val="multilevel"/>
-    <w:tmpl w:val="68D08404"/>
+    <w:tmpl w:val="B9C40370"/>
     <w:lvl w:ilvl="0">
       <w:start w:val="1"/>
       <w:numFmt w:val="decimal"/>
@@ -10155,6 +11680,7 @@
   <w:style w:type="character" w:default="1" w:styleId="DefaultParagraphFont">
     <w:name w:val="Default Paragraph Font"/>
     <w:uiPriority w:val="1"/>
+    <w:semiHidden/>
     <w:unhideWhenUsed/>
   </w:style>
   <w:style w:type="table" w:default="1" w:styleId="TableNormal">

--- a/doc/ThuyetMinhDoAn2_KS_KTCDT_62_HT.docx
+++ b/doc/ThuyetMinhDoAn2_KS_KTCDT_62_HT.docx
@@ -4786,7 +4786,13 @@
         </w:rPr>
       </w:pPr>
       <w:r>
-        <w:t>Nguyên lý hoạt động của từng khâu điều khiển Bộ điều khiển PI</w:t>
+        <w:t xml:space="preserve">Nguyên lý hoạt động của từng khâu điều khiển </w:t>
+      </w:r>
+      <w:r>
+        <w:t>b</w:t>
+      </w:r>
+      <w:r>
+        <w:t>ộ điều khiển PI</w:t>
       </w:r>
       <w:r>
         <w:rPr>
@@ -4795,7 +4801,25 @@
         <w:t xml:space="preserve"> </w:t>
       </w:r>
       <w:r>
-        <w:t xml:space="preserve">hoạt động dựa trên việc tính toán liên tục sai số và áp dụng các thuật toán hiệu chỉnh dựa trên ba thành phần </w:t>
+        <w:t xml:space="preserve">hoạt động dựa trên việc tính toán </w:t>
+      </w:r>
+      <w:r>
+        <w:t>giá</w:t>
+      </w:r>
+      <w:r>
+        <w:rPr>
+          <w:lang w:val="vi-VN"/>
+        </w:rPr>
+        <w:t xml:space="preserve"> trị </w:t>
+      </w:r>
+      <w:r>
+        <w:t xml:space="preserve">sai số và hiệu chỉnh dựa trên </w:t>
+      </w:r>
+      <w:r>
+        <w:t>hai</w:t>
+      </w:r>
+      <w:r>
+        <w:t xml:space="preserve"> thành phần </w:t>
       </w:r>
       <w:r>
         <w:t>sau</w:t>
@@ -4816,7 +4840,7 @@
         <w:jc w:val="both"/>
       </w:pPr>
       <w:r>
-        <w:t>Khâu Tỷ lệ (Proportional): Tín hiệu điều khiển được tính toán tỷ lệ thuận với sai số hiện tại. Khâu P có tác dụng làm tăng tốc độ đáp ứng của hệ thống, tuy nhiên nhược điểm lớn nhất là nó không thể triệt tiêu hoàn toàn sai số xác lập khi hệ thống đạt trạng thái cân bằng.</w:t>
+        <w:t>Khâu Tỷ lệ (Proportional): Tín hiệu điều khiển được tính toán tỷ lệ thuận với sai số hiện tại. Khâu P có tác dụng làm tăng tốc độ đáp ứng của hệ thống, tuy nhiên nhược điểm là không thể triệt tiêu hoàn toàn sai số xác lập khi hệ thống đạt trạng thái cân bằng.</w:t>
       </w:r>
     </w:p>
     <w:p>
@@ -4828,7 +4852,50 @@
         <w:jc w:val="both"/>
       </w:pPr>
       <w:r>
-        <w:t>Khâu Tích phân (Integral): Tín hiệu điều khiển phụ thuộc vào tích phân của sai số theo thời gian. Khâu I cộng dồn các sai số trong quá khứ, do đó nó có khả năng loại bỏ hoàn toàn sai số xác lập mà khâu P để lại. Hệ số thời gian tích phân càng nhỏ thì tác động của khâu tích phân càng mạnh, giúp hệ thống đạt tốc độ đáp ứng nhanh hơn</w:t>
+        <w:t xml:space="preserve">Khâu Tích phân (Integral): Tín hiệu điều khiển phụ thuộc vào tích phân của sai số theo thời gian. Khâu I cộng dồn các sai số trong quá khứ, do đó nó có khả năng loại bỏ sai số xác lập mà khâu P để lại. Hệ số thời </w:t>
+      </w:r>
+      <m:oMath>
+        <m:sSub>
+          <m:sSubPr>
+            <m:ctrlPr>
+              <w:rPr>
+                <w:rFonts w:ascii="Cambria Math" w:eastAsiaTheme="minorEastAsia" w:hAnsi="Cambria Math"/>
+                <w:i/>
+                <w:lang w:val="vi-VN"/>
+              </w:rPr>
+            </m:ctrlPr>
+          </m:sSubPr>
+          <m:e>
+            <m:r>
+              <w:rPr>
+                <w:rFonts w:ascii="Cambria Math" w:eastAsiaTheme="minorEastAsia" w:hAnsi="Cambria Math"/>
+                <w:lang w:val="vi-VN"/>
+              </w:rPr>
+              <m:t>K</m:t>
+            </m:r>
+          </m:e>
+          <m:sub>
+            <m:r>
+              <w:rPr>
+                <w:rFonts w:ascii="Cambria Math" w:eastAsiaTheme="minorEastAsia" w:hAnsi="Cambria Math"/>
+                <w:lang w:val="vi-VN"/>
+              </w:rPr>
+              <m:t xml:space="preserve">i </m:t>
+            </m:r>
+          </m:sub>
+        </m:sSub>
+      </m:oMath>
+      <w:r>
+        <w:t xml:space="preserve"> càng nhỏ thì tác động của khâu tích phân càng mạnh, giúp hệ thống đạt tốc độ đáp ứng nhanh </w:t>
+      </w:r>
+      <w:r>
+        <w:t>hơn</w:t>
+      </w:r>
+      <w:r>
+        <w:rPr>
+          <w:lang w:val="vi-VN"/>
+        </w:rPr>
+        <w:t>.</w:t>
       </w:r>
     </w:p>
     <w:p>
